--- a/fra/docx/65.content.docx
+++ b/fra/docx/65.content.docx
@@ -247,19 +247,7 @@
         <w:rPr>
           <w:lang w:val="fr_FR" w:bidi="fr_FR"/>
         </w:rPr>
-        <w:t xml:space="preserve"> (voir </w:t>
-      </w:r>
-      <w:r>
-        <w:rPr>
-          <w:lang w:val="fr_FR" w:bidi="fr_FR"/>
-        </w:rPr>
-        <w:t>Introduction au livre de Jude</w:t>
-      </w:r>
-      <w:r>
-        <w:rPr>
-          <w:lang w:val="fr_FR" w:bidi="fr_FR"/>
-        </w:rPr>
-        <w:t>, « Auteur »).</w:t>
+        <w:t xml:space="preserve"> (voir Introduction au livre de Jude, « Auteur »).</w:t>
       </w:r>
     </w:p>
     <w:p>
